--- a/.doc/Каневега Титульник Б.docx
+++ b/.doc/Каневега Титульник Б.docx
@@ -210,19 +210,33 @@
         <w:pStyle w:val="afa"/>
         <w:rPr>
           <w:rFonts w:ascii="Times New Roman" w:hAnsi="Times New Roman"/>
-          <w:color w:val="FF0000"/>
-          <w:sz w:val="26"/>
-          <w:szCs w:val="26"/>
-        </w:rPr>
-      </w:pPr>
-      <w:r>
-        <w:rPr>
-          <w:rFonts w:ascii="Times New Roman" w:hAnsi="Times New Roman"/>
-          <w:color w:val="FF0000"/>
-          <w:sz w:val="26"/>
-          <w:szCs w:val="26"/>
-        </w:rPr>
-        <w:t xml:space="preserve">КР.ИИ28.240152 – 01 90 00 </w:t>
+          <w:sz w:val="26"/>
+          <w:szCs w:val="26"/>
+        </w:rPr>
+      </w:pPr>
+      <w:r>
+        <w:rPr>
+          <w:rFonts w:ascii="Times New Roman" w:hAnsi="Times New Roman"/>
+          <w:sz w:val="26"/>
+          <w:szCs w:val="26"/>
+        </w:rPr>
+        <w:t>КР.ИИ28.240</w:t>
+      </w:r>
+      <w:r>
+        <w:rPr>
+          <w:rFonts w:ascii="Times New Roman" w:hAnsi="Times New Roman"/>
+          <w:sz w:val="26"/>
+          <w:szCs w:val="26"/>
+        </w:rPr>
+        <w:t>034</w:t>
+      </w:r>
+      <w:r>
+        <w:rPr>
+          <w:rFonts w:ascii="Times New Roman" w:hAnsi="Times New Roman"/>
+          <w:sz w:val="26"/>
+          <w:szCs w:val="26"/>
+        </w:rPr>
+        <w:t xml:space="preserve"> – 01 90 00 </w:t>
       </w:r>
     </w:p>
     <w:p>
@@ -242,7 +256,6 @@
           <w:rFonts w:ascii="Times New Roman" w:hAnsi="Times New Roman"/>
           <w:sz w:val="26"/>
           <w:szCs w:val="26"/>
-          <w:lang w:val="en-US"/>
         </w:rPr>
       </w:pPr>
       <w:r>
@@ -258,7 +271,6 @@
           <w:rFonts w:ascii="Times New Roman" w:hAnsi="Times New Roman"/>
           <w:sz w:val="26"/>
           <w:szCs w:val="26"/>
-          <w:lang w:val="en-US"/>
         </w:rPr>
         <w:t>4</w:t>
       </w:r>
